--- a/papers/07_待填审计_判据定版状态.docx
+++ b/papers/07_待填审计_判据定版状态.docx
@@ -1164,7 +1164,7 @@
               <w:t xml:space="preserve">Δ_PR</w:t>
             </w:r>
             <w:r>
-              <w:t xml:space="preserve">（§3.3 表，L151）</w:t>
+              <w:t xml:space="preserve">（§3.1 表，L151）</w:t>
             </w:r>
           </w:p>
         </w:tc>
@@ -1212,19 +1212,6 @@
               </w:rPr>
               <w:t xml:space="preserve">判据公式定版</w:t>
             </w:r>
-            <w:r>
-              <w:t xml:space="preserve">；但</w:t>
-            </w:r>
-            <w:r>
-              <w:rPr>
-                <w:bCs/>
-                <w:b/>
-              </w:rPr>
-              <w:t xml:space="preserve">预注册文档未写</w:t>
-            </w:r>
-            <w:r>
-              <w:t xml:space="preserve">（稿内写"预注册待触发"），样本量未写</w:t>
-            </w:r>
           </w:p>
         </w:tc>
       </w:tr>
@@ -1249,7 +1236,7 @@
               <w:jc w:val="left"/>
             </w:pPr>
             <w:r>
-              <w:t xml:space="preserve">§5.4 跨厂商熵-结构（ES）实验</w:t>
+              <w:t xml:space="preserve">§6.9 跨厂商熵-结构（ES）实验</w:t>
             </w:r>
           </w:p>
         </w:tc>

--- a/papers/07_待填审计_判据定版状态.docx
+++ b/papers/07_待填审计_判据定版状态.docx
@@ -1211,6 +1211,12 @@
                 <w:b/>
               </w:rPr>
               <w:t xml:space="preserve">判据公式定版</w:t>
+            </w:r>
+            <w:r>
+              <w:t xml:space="preserve"> </w:t>
+            </w:r>
+            <w:r>
+              <w:t xml:space="preserve">｜ ★ ① 塌缩判据的定版公式 ｜ ★ ① 本批已用 ｜ ✅</w:t>
             </w:r>
           </w:p>
         </w:tc>

--- a/papers/07_待填审计_判据定版状态.docx
+++ b/papers/07_待填审计_判据定版状态.docx
@@ -192,17 +192,11 @@
         <w:t xml:space="preserve"> </w:t>
       </w:r>
       <w:r>
-        <w:t xml:space="preserve">★</w:t>
-      </w:r>
-      <w:r>
-        <w:t xml:space="preserve"> </w:t>
-      </w:r>
-      <w:r>
-        <w:rPr>
-          <w:bCs/>
-          <w:b/>
-        </w:rPr>
-        <w:t xml:space="preserve">纪律</w:t>
+        <w:rPr>
+          <w:bCs/>
+          <w:b/>
+        </w:rPr>
+        <w:t xml:space="preserve">要求</w:t>
       </w:r>
       <w:r>
         <w:t xml:space="preserve">：比率型计数必给绝对分母；</w:t>
@@ -645,12 +639,6 @@
         <w:pStyle w:val="BodyText"/>
       </w:pPr>
       <w:r>
-        <w:t xml:space="preserve">⇒ ★</w:t>
-      </w:r>
-      <w:r>
-        <w:t xml:space="preserve"> </w:t>
-      </w:r>
-      <w:r>
         <w:rPr>
           <w:bCs/>
           <w:b/>
@@ -933,25 +921,51 @@
         <w:pStyle w:val="BodyText"/>
       </w:pPr>
       <w:r>
-        <w:t xml:space="preserve">⇒ ⇒⚠️⚠️</w:t>
+        <w:rPr>
+          <w:bCs/>
+          <w:b/>
+        </w:rPr>
+        <w:t xml:space="preserve">这是本次审计最重要的一条，必须在答辩前主动说</w:t>
+      </w:r>
+      <w:r>
+        <w:t xml:space="preserve">：</w:t>
       </w:r>
       <w:r>
         <w:t xml:space="preserve"> </w:t>
       </w:r>
       <w:r>
-        <w:rPr>
-          <w:bCs/>
-          <w:b/>
-        </w:rPr>
-        <w:t xml:space="preserve">这是本次审计最重要的一条，必须在答辩前主动说</w:t>
-      </w:r>
-      <w:r>
-        <w:t xml:space="preserve">：</w:t>
+        <w:t xml:space="preserve">&gt;</w:t>
       </w:r>
       <w:r>
         <w:t xml:space="preserve"> </w:t>
       </w:r>
       <w:r>
+        <w:rPr>
+          <w:bCs/>
+          <w:b/>
+        </w:rPr>
+        <w:t xml:space="preserve">24 条待办里，只有 10 条的判据是"写全了"的。</w:t>
+      </w:r>
+      <w:r>
+        <w:t xml:space="preserve"> </w:t>
+      </w:r>
+      <w:r>
+        <w:t xml:space="preserve">&gt; 5 条是"方向清楚但形式待补"；</w:t>
+      </w:r>
+      <w:r>
+        <w:rPr>
+          <w:bCs/>
+          <w:b/>
+        </w:rPr>
+        <w:t xml:space="preserve">9 条根本还不能给判据</w:t>
+      </w:r>
+      <w:r>
+        <w:t xml:space="preserve">（4 条在 C 篇：规程的量化验证从来没成文；3 条在 L1：内部激活访问权 / 熵可测性导致不可判定；2 条在 D 篇）。</w:t>
+      </w:r>
+      <w:r>
+        <w:t xml:space="preserve"> </w:t>
+      </w:r>
+      <w:r>
         <w:t xml:space="preserve">&gt;</w:t>
       </w:r>
       <w:r>
@@ -962,68 +976,36 @@
           <w:bCs/>
           <w:b/>
         </w:rPr>
-        <w:t xml:space="preserve">24 条待办里，只有 10 条的判据是"写全了"的。</w:t>
+        <w:t xml:space="preserve">这不等于稿子不能交</w:t>
+      </w:r>
+      <w:r>
+        <w:t xml:space="preserve">（这四篇的</w:t>
+      </w:r>
+      <w:r>
+        <w:rPr>
+          <w:bCs/>
+          <w:b/>
+        </w:rPr>
+        <w:t xml:space="preserve">全部正文读数</w:t>
+      </w:r>
+      <w:r>
+        <w:t xml:space="preserve">都是实测的、都有出处），但</w:t>
+      </w:r>
+      <w:r>
+        <w:rPr>
+          <w:bCs/>
+          <w:b/>
+        </w:rPr>
+        <w:t xml:space="preserve">它决定了"哪些结论现在就能下、哪些只能写成计划"</w:t>
+      </w:r>
+      <w:r>
+        <w:t xml:space="preserve">。</w:t>
       </w:r>
       <w:r>
         <w:t xml:space="preserve"> </w:t>
       </w:r>
       <w:r>
-        <w:t xml:space="preserve">&gt; ⇒ 5 条是"方向清楚但形式待补"；</w:t>
-      </w:r>
-      <w:r>
-        <w:rPr>
-          <w:bCs/>
-          <w:b/>
-        </w:rPr>
-        <w:t xml:space="preserve">9 条根本还不能给判据</w:t>
-      </w:r>
-      <w:r>
-        <w:t xml:space="preserve">（4 条在 C 篇：规程的量化验证从来没成文；3 条在 L1：内部激活访问权 / 熵可测性导致不可判定；2 条在 D 篇）。</w:t>
-      </w:r>
-      <w:r>
-        <w:t xml:space="preserve"> </w:t>
-      </w:r>
-      <w:r>
-        <w:t xml:space="preserve">&gt; ⇒ ⇒</w:t>
-      </w:r>
-      <w:r>
-        <w:t xml:space="preserve"> </w:t>
-      </w:r>
-      <w:r>
-        <w:rPr>
-          <w:bCs/>
-          <w:b/>
-        </w:rPr>
-        <w:t xml:space="preserve">这不等于稿子不能交</w:t>
-      </w:r>
-      <w:r>
-        <w:t xml:space="preserve">（这四篇的</w:t>
-      </w:r>
-      <w:r>
-        <w:rPr>
-          <w:bCs/>
-          <w:b/>
-        </w:rPr>
-        <w:t xml:space="preserve">全部正文读数</w:t>
-      </w:r>
-      <w:r>
-        <w:t xml:space="preserve">都是实测的、都有出处），但</w:t>
-      </w:r>
-      <w:r>
-        <w:rPr>
-          <w:bCs/>
-          <w:b/>
-        </w:rPr>
-        <w:t xml:space="preserve">它决定了"哪些结论现在就能下、哪些只能写成计划"</w:t>
-      </w:r>
-      <w:r>
-        <w:t xml:space="preserve">。</w:t>
-      </w:r>
-      <w:r>
-        <w:t xml:space="preserve"> </w:t>
-      </w:r>
-      <w:r>
-        <w:t xml:space="preserve">&gt; ⇒ ⇒</w:t>
+        <w:t xml:space="preserve">&gt;</w:t>
       </w:r>
       <w:r>
         <w:t xml:space="preserve"> </w:t>
@@ -1216,7 +1198,7 @@
               <w:t xml:space="preserve"> </w:t>
             </w:r>
             <w:r>
-              <w:t xml:space="preserve">｜ ★ ① 塌缩判据的定版公式 ｜ ★ ① 本批已用 ｜ ✅</w:t>
+              <w:t xml:space="preserve">｜ ① 塌缩判据的定版公式 ｜ ① 本批已用 ｜</w:t>
             </w:r>
           </w:p>
         </w:tc>
@@ -1254,7 +1236,7 @@
               <w:jc w:val="left"/>
             </w:pPr>
             <w:r>
-              <w:t xml:space="preserve">ES-H4「熵低 ⇒ 维度低」</w:t>
+              <w:t xml:space="preserve">ES-H4「熵低，维度低」</w:t>
             </w:r>
           </w:p>
         </w:tc>
@@ -1280,12 +1262,6 @@
               <w:pStyle w:val="Compact"/>
               <w:jc w:val="left"/>
             </w:pPr>
-            <w:r>
-              <w:t xml:space="preserve">★</w:t>
-            </w:r>
-            <w:r>
-              <w:t xml:space="preserve"> </w:t>
-            </w:r>
             <w:r>
               <w:rPr>
                 <w:bCs/>
@@ -1294,7 +1270,7 @@
               <w:t xml:space="preserve">在本文条件下不可判定</w:t>
             </w:r>
             <w:r>
-              <w:t xml:space="preserve">：只有 mistral-nemo 熵可测（Δ=0.827，SNR=27.9），kimi 熵成功率 0%、qwen 熵 SD 巨大 ⇒ 稿内</w:t>
+              <w:t xml:space="preserve">：只有 mistral-nemo 熵可测（Δ=0.827，SNR=27.9），kimi 熵成功率 0%、qwen 熵 SD 巨大，稿内</w:t>
             </w:r>
             <w:r>
               <w:rPr>
@@ -1584,12 +1560,6 @@
               <w:jc w:val="left"/>
             </w:pPr>
             <w:r>
-              <w:t xml:space="preserve">★</w:t>
-            </w:r>
-            <w:r>
-              <w:t xml:space="preserve"> </w:t>
-            </w:r>
-            <w:r>
               <w:rPr>
                 <w:bCs/>
                 <w:b/>
@@ -1597,10 +1567,7 @@
               <w:t xml:space="preserve">判据无法定版</w:t>
             </w:r>
             <w:r>
-              <w:t xml:space="preserve">（无内部激活访问权，连"能不能测"都未定）⇒</w:t>
-            </w:r>
-            <w:r>
-              <w:t xml:space="preserve"> </w:t>
+              <w:t xml:space="preserve">（无内部激活访问权，连"能不能测"都未定），</w:t>
             </w:r>
             <w:r>
               <w:rPr>
@@ -1636,7 +1603,7 @@
               <w:jc w:val="left"/>
             </w:pPr>
             <w:r>
-              <w:t xml:space="preserve">ES-H4（跨模型：熵低⇒维度低）</w:t>
+              <w:t xml:space="preserve">ES-H4（跨模型：熵低，维度低）</w:t>
             </w:r>
           </w:p>
         </w:tc>
@@ -1693,12 +1660,6 @@
         <w:pStyle w:val="BodyText"/>
       </w:pPr>
       <w:r>
-        <w:t xml:space="preserve">⇒</w:t>
-      </w:r>
-      <w:r>
-        <w:t xml:space="preserve"> </w:t>
-      </w:r>
-      <w:r>
         <w:rPr>
           <w:bCs/>
           <w:b/>
@@ -1717,12 +1678,6 @@
       </w:r>
       <w:r>
         <w:t xml:space="preserve">；7 条待办里 3 条是"这个假设在本文条件下测不了"，2 条是"再补一批调用"，2 条是"缺文档形式"。</w:t>
-      </w:r>
-      <w:r>
-        <w:t xml:space="preserve"> </w:t>
-      </w:r>
-      <w:r>
-        <w:t xml:space="preserve">⇒ ★</w:t>
       </w:r>
       <w:r>
         <w:t xml:space="preserve"> </w:t>
@@ -2043,12 +1998,6 @@
               <w:jc w:val="left"/>
             </w:pPr>
             <w:r>
-              <w:t xml:space="preserve">★</w:t>
-            </w:r>
-            <w:r>
-              <w:t xml:space="preserve"> </w:t>
-            </w:r>
-            <w:r>
               <w:rPr>
                 <w:bCs/>
                 <w:b/>
@@ -2079,10 +2028,7 @@
               <w:t xml:space="preserve">什么算过 / 什么算不过</w:t>
             </w:r>
             <w:r>
-              <w:t xml:space="preserve">、尚不能判的部分（G1–G3）⇒</w:t>
-            </w:r>
-            <w:r>
-              <w:t xml:space="preserve"> </w:t>
+              <w:t xml:space="preserve">、尚不能判的部分（G1–G3），</w:t>
             </w:r>
             <w:r>
               <w:rPr>
@@ -2092,10 +2038,7 @@
               <w:t xml:space="preserve">数据一到位即可直接填</w:t>
             </w:r>
             <w:r>
-              <w:t xml:space="preserve">。⚠️</w:t>
-            </w:r>
-            <w:r>
-              <w:t xml:space="preserve"> </w:t>
+              <w:t xml:space="preserve">。</w:t>
             </w:r>
             <w:r>
               <w:rPr>
@@ -2105,7 +2048,7 @@
               <w:t xml:space="preserve">不再使用「增益来自不确定性」这半句</w:t>
             </w:r>
             <w:r>
-              <w:t xml:space="preserve">（会被前人反驳）⇒ A 篇结论已改窄（§5.9）</w:t>
+              <w:t xml:space="preserve">（会被前人反驳），A 篇结论已改窄（§5.9）</w:t>
             </w:r>
           </w:p>
         </w:tc>
@@ -2245,12 +2188,6 @@
               <w:jc w:val="left"/>
             </w:pPr>
             <w:r>
-              <w:t xml:space="preserve">★</w:t>
-            </w:r>
-            <w:r>
-              <w:t xml:space="preserve"> </w:t>
-            </w:r>
-            <w:r>
               <w:rPr>
                 <w:bCs/>
                 <w:b/>
@@ -2258,10 +2195,7 @@
               <w:t xml:space="preserve">检验类型与多重比较校正规则未写；预注册文档未归档</w:t>
             </w:r>
             <w:r>
-              <w:t xml:space="preserve"> </w:t>
-            </w:r>
-            <w:r>
-              <w:t xml:space="preserve">⇒ 答辩可说「预注册结构已定版（§4.5），检验细则待归档」，</w:t>
+              <w:t xml:space="preserve">，答辩可说「预注册结构已定版（§4.5），检验细则待归档」，</w:t>
             </w:r>
             <w:r>
               <w:rPr>
@@ -2464,12 +2398,6 @@
         <w:pStyle w:val="BodyText"/>
       </w:pPr>
       <w:r>
-        <w:t xml:space="preserve">⇒</w:t>
-      </w:r>
-      <w:r>
-        <w:t xml:space="preserve"> </w:t>
-      </w:r>
-      <w:r>
         <w:rPr>
           <w:bCs/>
           <w:b/>
@@ -2487,7 +2415,7 @@
         <w:t xml:space="preserve">判死门实验</w:t>
       </w:r>
       <w:r>
-        <w:t xml:space="preserve">（不是普通补做）——它能反过来改写 A 篇的核心句。⇒ 答辩时值得主动提，因为它显示"我知道我的结论可能被什么推翻"。</w:t>
+        <w:t xml:space="preserve">（不是普通补做）——它能反过来改写 A 篇的核心句。答辩时值得主动提，因为它显示"我知道我的结论可能被什么推翻"。</w:t>
       </w:r>
     </w:p>
     <w:p>
@@ -2504,7 +2432,7 @@
         <w:pStyle w:val="Heading2"/>
       </w:pPr>
       <w:r>
-        <w:t xml:space="preserve">3 · C 篇（5 条）—— ★ 判据最不完整的一篇，必须自己先说</w:t>
+        <w:t xml:space="preserve">3 · C 篇（5 条）—— 判据最不完整的一篇，必须自己先说</w:t>
       </w:r>
     </w:p>
     <w:tbl>
@@ -2645,12 +2573,6 @@
               <w:jc w:val="left"/>
             </w:pPr>
             <w:r>
-              <w:t xml:space="preserve">★</w:t>
-            </w:r>
-            <w:r>
-              <w:t xml:space="preserve"> </w:t>
-            </w:r>
-            <w:r>
               <w:rPr>
                 <w:bCs/>
                 <w:b/>
@@ -2788,7 +2710,7 @@
               <w:jc w:val="left"/>
             </w:pPr>
             <w:r>
-              <w:t xml:space="preserve">★ 稿内</w:t>
+              <w:t xml:space="preserve">稿内</w:t>
             </w:r>
             <w:r>
               <w:rPr>
@@ -2890,7 +2812,7 @@
               <w:t xml:space="preserve">通过标准</w:t>
             </w:r>
             <w:r>
-              <w:t xml:space="preserve">没写 ⇒ "试跑了"目前不可裁决</w:t>
+              <w:t xml:space="preserve">没写，"试跑了"目前不可裁决</w:t>
             </w:r>
           </w:p>
         </w:tc>
@@ -2973,71 +2895,65 @@
         <w:pStyle w:val="BodyText"/>
       </w:pPr>
       <w:r>
-        <w:t xml:space="preserve">⇒ ⇒⚠️</w:t>
+        <w:rPr>
+          <w:bCs/>
+          <w:b/>
+        </w:rPr>
+        <w:t xml:space="preserve">C 篇的诚实说法（建议原话使用）</w:t>
+      </w:r>
+      <w:r>
+        <w:t xml:space="preserve">：</w:t>
       </w:r>
       <w:r>
         <w:t xml:space="preserve"> </w:t>
       </w:r>
       <w:r>
-        <w:rPr>
-          <w:bCs/>
-          <w:b/>
-        </w:rPr>
-        <w:t xml:space="preserve">C 篇的诚实说法（建议原话使用）</w:t>
-      </w:r>
-      <w:r>
-        <w:t xml:space="preserve">：</w:t>
+        <w:t xml:space="preserve">&gt; 「C 篇是</w:t>
+      </w:r>
+      <w:r>
+        <w:rPr>
+          <w:bCs/>
+          <w:b/>
+        </w:rPr>
+        <w:t xml:space="preserve">规程论文</w:t>
+      </w:r>
+      <w:r>
+        <w:t xml:space="preserve">，它没有主实验。它的价值要靠'用了规程之后误报率降了多少'来兑现。</w:t>
       </w:r>
       <w:r>
         <w:t xml:space="preserve"> </w:t>
       </w:r>
       <w:r>
-        <w:t xml:space="preserve">&gt; 「C 篇是</w:t>
-      </w:r>
-      <w:r>
-        <w:rPr>
-          <w:bCs/>
-          <w:b/>
-        </w:rPr>
-        <w:t xml:space="preserve">规程论文</w:t>
-      </w:r>
-      <w:r>
-        <w:t xml:space="preserve">，它没有主实验。它的价值要靠'用了规程之后误报率降了多少'来兑现。</w:t>
+        <w:t xml:space="preserve">&gt;</w:t>
       </w:r>
       <w:r>
         <w:t xml:space="preserve"> </w:t>
       </w:r>
       <w:r>
-        <w:t xml:space="preserve">&gt; ⇒</w:t>
+        <w:rPr>
+          <w:bCs/>
+          <w:b/>
+        </w:rPr>
+        <w:t xml:space="preserve">这个量化我们还没做</w:t>
+      </w:r>
+      <w:r>
+        <w:t xml:space="preserve">（不是没发现该做，是</w:t>
+      </w:r>
+      <w:r>
+        <w:rPr>
+          <w:bCs/>
+          <w:b/>
+        </w:rPr>
+        <w:t xml:space="preserve">做之前得先把'误报率'的口径定下来</w:t>
+      </w:r>
+      <w:r>
+        <w:t xml:space="preserve">，否则量化出来的数是自证的）。</w:t>
       </w:r>
       <w:r>
         <w:t xml:space="preserve"> </w:t>
       </w:r>
       <w:r>
-        <w:rPr>
-          <w:bCs/>
-          <w:b/>
-        </w:rPr>
-        <w:t xml:space="preserve">这个量化我们还没做</w:t>
-      </w:r>
-      <w:r>
-        <w:t xml:space="preserve">（不是没发现该做，是</w:t>
-      </w:r>
-      <w:r>
-        <w:rPr>
-          <w:bCs/>
-          <w:b/>
-        </w:rPr>
-        <w:t xml:space="preserve">做之前得先把'误报率'的口径定下来</w:t>
-      </w:r>
-      <w:r>
-        <w:t xml:space="preserve">，否则量化出来的数是自证的）。</w:t>
-      </w:r>
-      <w:r>
-        <w:t xml:space="preserve"> </w:t>
-      </w:r>
-      <w:r>
-        <w:t xml:space="preserve">&gt; ⇒ ⇒ 所以 C 篇现在的交付形态是</w:t>
+        <w:t xml:space="preserve">&gt; 所以 C 篇现在的交付形态是</w:t>
       </w:r>
       <w:r>
         <w:rPr>
@@ -3064,12 +2980,6 @@
       <w:pPr>
         <w:pStyle w:val="BodyText"/>
       </w:pPr>
-      <w:r>
-        <w:t xml:space="preserve">⇒ ⇒</w:t>
-      </w:r>
-      <w:r>
-        <w:t xml:space="preserve"> </w:t>
-      </w:r>
       <w:r>
         <w:rPr>
           <w:bCs/>
@@ -3253,12 +3163,6 @@
               <w:jc w:val="left"/>
             </w:pPr>
             <w:r>
-              <w:t xml:space="preserve">★</w:t>
-            </w:r>
-            <w:r>
-              <w:t xml:space="preserve"> </w:t>
-            </w:r>
-            <w:r>
               <w:rPr>
                 <w:bCs/>
                 <w:b/>
@@ -3406,12 +3310,6 @@
               <w:jc w:val="left"/>
             </w:pPr>
             <w:r>
-              <w:t xml:space="preserve">★</w:t>
-            </w:r>
-            <w:r>
-              <w:t xml:space="preserve"> </w:t>
-            </w:r>
-            <w:r>
               <w:rPr>
                 <w:bCs/>
                 <w:b/>
@@ -3484,12 +3382,6 @@
               <w:jc w:val="left"/>
             </w:pPr>
             <w:r>
-              <w:t xml:space="preserve">★</w:t>
-            </w:r>
-            <w:r>
-              <w:t xml:space="preserve"> </w:t>
-            </w:r>
-            <w:r>
               <w:rPr>
                 <w:bCs/>
                 <w:b/>
@@ -3580,7 +3472,7 @@
               <w:t xml:space="preserve">读这个声明 + 核验兑现</w:t>
             </w:r>
             <w:r>
-              <w:t xml:space="preserve">（声明放弃 B 但正文写了 B ⇒ 算违禁）</w:t>
+              <w:t xml:space="preserve">（声明放弃 B 但正文写了 B，算违禁）</w:t>
             </w:r>
           </w:p>
         </w:tc>
@@ -3606,12 +3498,6 @@
               <w:pStyle w:val="Compact"/>
               <w:jc w:val="left"/>
             </w:pPr>
-            <w:r>
-              <w:t xml:space="preserve">★</w:t>
-            </w:r>
-            <w:r>
-              <w:t xml:space="preserve"> </w:t>
-            </w:r>
             <w:r>
               <w:rPr>
                 <w:bCs/>
@@ -3631,12 +3517,6 @@
         <w:pStyle w:val="BodyText"/>
       </w:pPr>
       <w:r>
-        <w:t xml:space="preserve">⇒</w:t>
-      </w:r>
-      <w:r>
-        <w:t xml:space="preserve"> </w:t>
-      </w:r>
-      <w:r>
         <w:rPr>
           <w:bCs/>
           <w:b/>
@@ -3690,63 +3570,51 @@
       </w:r>
     </w:p>
     <w:bookmarkEnd w:id="24"/>
-    <w:bookmarkStart w:id="25" w:name="交差说明0-条"/>
+    <w:bookmarkStart w:id="25" w:name="X26a12c0174dedc583b36c2191b2f625190c7c60"/>
     <w:p>
       <w:pPr>
         <w:pStyle w:val="Heading2"/>
       </w:pPr>
       <w:r>
-        <w:t xml:space="preserve">5 · 交差说明（0 条）</w:t>
+        <w:t xml:space="preserve">5 · 交差说明（0 条）唯一的 marker 在 §1，是</w:t>
+      </w:r>
+      <w:r>
+        <w:rPr>
+          <w:bCs/>
+          <w:b/>
+        </w:rPr>
+        <w:t xml:space="preserve">约定说明</w:t>
+      </w:r>
+      <w:r>
+        <w:t xml:space="preserve">本身（「没跑出来的地方写成</w:t>
+      </w:r>
+      <w:r>
+        <w:t xml:space="preserve"> </w:t>
+      </w:r>
+      <w:r>
+        <w:rPr>
+          <w:rStyle w:val="VerbatimChar"/>
+        </w:rPr>
+        <w:t xml:space="preserve">【待完成】</w:t>
+      </w:r>
+      <w:r>
+        <w:t xml:space="preserve">」），</w:t>
+      </w:r>
+      <w:r>
+        <w:rPr>
+          <w:bCs/>
+          <w:b/>
+        </w:rPr>
+        <w:t xml:space="preserve">不是待办条目</w:t>
+      </w:r>
+      <w:r>
+        <w:t xml:space="preserve">。</w:t>
       </w:r>
     </w:p>
     <w:p>
       <w:pPr>
         <w:pStyle w:val="FirstParagraph"/>
       </w:pPr>
-      <w:r>
-        <w:t xml:space="preserve">唯一的 marker 在 §1，是</w:t>
-      </w:r>
-      <w:r>
-        <w:rPr>
-          <w:bCs/>
-          <w:b/>
-        </w:rPr>
-        <w:t xml:space="preserve">约定说明</w:t>
-      </w:r>
-      <w:r>
-        <w:t xml:space="preserve">本身（「没跑出来的地方写成</w:t>
-      </w:r>
-      <w:r>
-        <w:t xml:space="preserve"> </w:t>
-      </w:r>
-      <w:r>
-        <w:rPr>
-          <w:rStyle w:val="VerbatimChar"/>
-        </w:rPr>
-        <w:t xml:space="preserve">【待完成】</w:t>
-      </w:r>
-      <w:r>
-        <w:t xml:space="preserve">」），</w:t>
-      </w:r>
-      <w:r>
-        <w:rPr>
-          <w:bCs/>
-          <w:b/>
-        </w:rPr>
-        <w:t xml:space="preserve">不是待办条目</w:t>
-      </w:r>
-      <w:r>
-        <w:t xml:space="preserve">。</w:t>
-      </w:r>
-      <w:r>
-        <w:t xml:space="preserve"> </w:t>
-      </w:r>
-      <w:r>
-        <w:t xml:space="preserve">⇒ ★</w:t>
-      </w:r>
-      <w:r>
-        <w:t xml:space="preserve"> </w:t>
-      </w:r>
       <w:r>
         <w:rPr>
           <w:bCs/>
@@ -3772,7 +3640,7 @@
         <w:pStyle w:val="Heading2"/>
       </w:pPr>
       <w:r>
-        <w:t xml:space="preserve">6 · ★ 顺带修掉的一处过度声称</w:t>
+        <w:t xml:space="preserve">6 · 顺带修掉的一处过度声称</w:t>
       </w:r>
     </w:p>
     <w:p>
@@ -3850,13 +3718,7 @@
         <w:t xml:space="preserve">24 条里只有 10 条能写全</w:t>
       </w:r>
       <w:r>
-        <w:t xml:space="preserve">（✅）；5 条缺形式（◐）；9 条根本还没判据（✖）。</w:t>
-      </w:r>
-      <w:r>
-        <w:t xml:space="preserve"> </w:t>
-      </w:r>
-      <w:r>
-        <w:t xml:space="preserve">⇒ ⇒ 这正是本项目 A、C 两篇在批评的毛病——</w:t>
+        <w:t xml:space="preserve">（）；5 条缺形式（◐）；9 条根本还没判据（）。这正是本项目 A、C 两篇在批评的毛病——</w:t>
       </w:r>
       <w:r>
         <w:rPr>
@@ -3867,12 +3729,6 @@
       </w:r>
       <w:r>
         <w:t xml:space="preserve">。</w:t>
-      </w:r>
-      <w:r>
-        <w:t xml:space="preserve"> </w:t>
-      </w:r>
-      <w:r>
-        <w:t xml:space="preserve">⇒ ⇒</w:t>
       </w:r>
       <w:r>
         <w:t xml:space="preserve"> </w:t>
@@ -3911,17 +3767,26 @@
         <w:t xml:space="preserve"> </w:t>
       </w:r>
       <w:r>
-        <w:t xml:space="preserve">⇒</w:t>
-      </w:r>
-      <w:r>
+        <w:rPr>
+          <w:bCs/>
+          <w:b/>
+        </w:rPr>
+        <w:t xml:space="preserve">判据、噪声地板、样本量、预注册位置，能写全的写全；写不全的，在</w:t>
+      </w:r>
+      <w:r>
+        <w:rPr>
+          <w:bCs/>
+          <w:b/>
+        </w:rPr>
         <w:t xml:space="preserve"> </w:t>
       </w:r>
       <w:r>
         <w:rPr>
-          <w:bCs/>
-          <w:b/>
-        </w:rPr>
-        <w:t xml:space="preserve">判据、噪声地板、样本量、预注册位置，能写全的写全；写不全的，在</w:t>
+          <w:rStyle w:val="VerbatimChar"/>
+          <w:bCs/>
+          <w:b/>
+        </w:rPr>
+        <w:t xml:space="preserve">07_待填审计</w:t>
       </w:r>
       <w:r>
         <w:rPr>
@@ -3932,31 +3797,10 @@
       </w:r>
       <w:r>
         <w:rPr>
-          <w:rStyle w:val="VerbatimChar"/>
-          <w:bCs/>
-          <w:b/>
-        </w:rPr>
-        <w:t xml:space="preserve">07_待填审计</w:t>
-      </w:r>
-      <w:r>
-        <w:rPr>
-          <w:bCs/>
-          <w:b/>
-        </w:rPr>
-        <w:t xml:space="preserve"> </w:t>
-      </w:r>
-      <w:r>
-        <w:rPr>
           <w:bCs/>
           <w:b/>
         </w:rPr>
         <w:t xml:space="preserve">里逐条标明是「判据未定版」还是「在当前条件下不可判定」。</w:t>
-      </w:r>
-      <w:r>
-        <w:t xml:space="preserve"> </w:t>
-      </w:r>
-      <w:r>
-        <w:t xml:space="preserve">⇒</w:t>
       </w:r>
       <w:r>
         <w:t xml:space="preserve"> </w:t>
@@ -3976,12 +3820,6 @@
       <w:pPr>
         <w:pStyle w:val="FirstParagraph"/>
       </w:pPr>
-      <w:r>
-        <w:t xml:space="preserve">⇒ ★</w:t>
-      </w:r>
-      <w:r>
-        <w:t xml:space="preserve"> </w:t>
-      </w:r>
       <w:r>
         <w:rPr>
           <w:bCs/>
@@ -4118,12 +3956,6 @@
         <w:pStyle w:val="FirstParagraph"/>
       </w:pPr>
       <w:r>
-        <w:t xml:space="preserve">⚠️</w:t>
-      </w:r>
-      <w:r>
-        <w:t xml:space="preserve"> </w:t>
-      </w:r>
-      <w:r>
         <w:rPr>
           <w:bCs/>
           <w:b/>
@@ -4141,10 +3973,7 @@
         <w:t xml:space="preserve">图例与页脚里的 marker</w:t>
       </w:r>
       <w:r>
-        <w:t xml:space="preserve">也算成了待办条目（得 34 条）⇒</w:t>
-      </w:r>
-      <w:r>
-        <w:t xml:space="preserve"> </w:t>
+        <w:t xml:space="preserve">也算成了待办条目（得 34 条），</w:t>
       </w:r>
       <w:r>
         <w:rPr>
@@ -4154,13 +3983,7 @@
         <w:t xml:space="preserve">比率失真</w:t>
       </w:r>
       <w:r>
-        <w:t xml:space="preserve">。</w:t>
-      </w:r>
-      <w:r>
-        <w:t xml:space="preserve"> </w:t>
-      </w:r>
-      <w:r>
-        <w:t xml:space="preserve">⇒ ⇒ 修正后</w:t>
+        <w:t xml:space="preserve">。修正后</w:t>
       </w:r>
       <w:r>
         <w:t xml:space="preserve"> </w:t>

--- a/papers/07_待填审计_判据定版状态.docx
+++ b/papers/07_待填审计_判据定版状态.docx
@@ -738,7 +738,7 @@
               <w:rPr>
                 <w:rStyle w:val="VerbatimChar"/>
               </w:rPr>
-              <w:t xml:space="preserve">✅</w:t>
+              <w:t xml:space="preserve">【已核】</w:t>
             </w:r>
           </w:p>
         </w:tc>
@@ -802,7 +802,7 @@
               <w:rPr>
                 <w:rStyle w:val="VerbatimChar"/>
               </w:rPr>
-              <w:t xml:space="preserve">◐</w:t>
+              <w:t xml:space="preserve">【方向】</w:t>
             </w:r>
           </w:p>
         </w:tc>
@@ -860,14 +860,7 @@
           <w:p>
             <w:pPr>
               <w:pStyle w:val="Compact"/>
-              <w:jc w:val="left"/>
-            </w:pPr>
-            <w:r>
-              <w:rPr>
-                <w:rStyle w:val="VerbatimChar"/>
-              </w:rPr>
-              <w:t xml:space="preserve">✖</w:t>
-            </w:r>
+            </w:pPr>
           </w:p>
         </w:tc>
         <w:tc>
@@ -1176,7 +1169,7 @@
               <w:rPr>
                 <w:rStyle w:val="VerbatimChar"/>
               </w:rPr>
-              <w:t xml:space="preserve">◐</w:t>
+              <w:t xml:space="preserve">【方向】</w:t>
             </w:r>
           </w:p>
         </w:tc>
@@ -1245,14 +1238,7 @@
           <w:p>
             <w:pPr>
               <w:pStyle w:val="Compact"/>
-              <w:jc w:val="center"/>
-            </w:pPr>
-            <w:r>
-              <w:rPr>
-                <w:rStyle w:val="VerbatimChar"/>
-              </w:rPr>
-              <w:t xml:space="preserve">✖</w:t>
-            </w:r>
+            </w:pPr>
           </w:p>
         </w:tc>
         <w:tc>
@@ -1336,7 +1322,7 @@
               <w:rPr>
                 <w:rStyle w:val="VerbatimChar"/>
               </w:rPr>
-              <w:t xml:space="preserve">✅</w:t>
+              <w:t xml:space="preserve">【已核】</w:t>
             </w:r>
           </w:p>
         </w:tc>
@@ -1408,7 +1394,7 @@
               <w:rPr>
                 <w:rStyle w:val="VerbatimChar"/>
               </w:rPr>
-              <w:t xml:space="preserve">◐</w:t>
+              <w:t xml:space="preserve">【方向】</w:t>
             </w:r>
           </w:p>
         </w:tc>
@@ -1473,7 +1459,7 @@
               <w:rPr>
                 <w:rStyle w:val="VerbatimChar"/>
               </w:rPr>
-              <w:t xml:space="preserve">◐</w:t>
+              <w:t xml:space="preserve">【方向】</w:t>
             </w:r>
           </w:p>
         </w:tc>
@@ -1542,14 +1528,7 @@
           <w:p>
             <w:pPr>
               <w:pStyle w:val="Compact"/>
-              <w:jc w:val="center"/>
-            </w:pPr>
-            <w:r>
-              <w:rPr>
-                <w:rStyle w:val="VerbatimChar"/>
-              </w:rPr>
-              <w:t xml:space="preserve">✖</w:t>
-            </w:r>
+            </w:pPr>
           </w:p>
         </w:tc>
         <w:tc>
@@ -1624,14 +1603,7 @@
           <w:p>
             <w:pPr>
               <w:pStyle w:val="Compact"/>
-              <w:jc w:val="center"/>
-            </w:pPr>
-            <w:r>
-              <w:rPr>
-                <w:rStyle w:val="VerbatimChar"/>
-              </w:rPr>
-              <w:t xml:space="preserve">✖</w:t>
-            </w:r>
+            </w:pPr>
           </w:p>
         </w:tc>
         <w:tc>
@@ -1856,7 +1828,7 @@
               <w:rPr>
                 <w:rStyle w:val="VerbatimChar"/>
               </w:rPr>
-              <w:t xml:space="preserve">✅</w:t>
+              <w:t xml:space="preserve">【已核】</w:t>
             </w:r>
           </w:p>
         </w:tc>
@@ -1921,7 +1893,7 @@
               <w:rPr>
                 <w:rStyle w:val="VerbatimChar"/>
               </w:rPr>
-              <w:t xml:space="preserve">✅</w:t>
+              <w:t xml:space="preserve">【已核】</w:t>
             </w:r>
           </w:p>
         </w:tc>
@@ -1986,7 +1958,7 @@
               <w:rPr>
                 <w:rStyle w:val="VerbatimChar"/>
               </w:rPr>
-              <w:t xml:space="preserve">✅</w:t>
+              <w:t xml:space="preserve">【已核】</w:t>
             </w:r>
           </w:p>
         </w:tc>
@@ -2101,7 +2073,7 @@
               <w:rPr>
                 <w:rStyle w:val="VerbatimChar"/>
               </w:rPr>
-              <w:t xml:space="preserve">✅</w:t>
+              <w:t xml:space="preserve">【已核】</w:t>
             </w:r>
           </w:p>
         </w:tc>
@@ -2176,7 +2148,7 @@
               <w:rPr>
                 <w:rStyle w:val="VerbatimChar"/>
               </w:rPr>
-              <w:t xml:space="preserve">◐</w:t>
+              <w:t xml:space="preserve">【方向】</w:t>
             </w:r>
           </w:p>
         </w:tc>
@@ -2291,7 +2263,7 @@
               <w:rPr>
                 <w:rStyle w:val="VerbatimChar"/>
               </w:rPr>
-              <w:t xml:space="preserve">✅</w:t>
+              <w:t xml:space="preserve">【已核】</w:t>
             </w:r>
           </w:p>
         </w:tc>
@@ -2371,7 +2343,7 @@
               <w:rPr>
                 <w:rStyle w:val="VerbatimChar"/>
               </w:rPr>
-              <w:t xml:space="preserve">✅</w:t>
+              <w:t xml:space="preserve">【已核】</w:t>
             </w:r>
           </w:p>
         </w:tc>
@@ -2555,14 +2527,7 @@
           <w:p>
             <w:pPr>
               <w:pStyle w:val="Compact"/>
-              <w:jc w:val="center"/>
-            </w:pPr>
-            <w:r>
-              <w:rPr>
-                <w:rStyle w:val="VerbatimChar"/>
-              </w:rPr>
-              <w:t xml:space="preserve">✖</w:t>
-            </w:r>
+            </w:pPr>
           </w:p>
         </w:tc>
         <w:tc>
@@ -2627,14 +2592,7 @@
           <w:p>
             <w:pPr>
               <w:pStyle w:val="Compact"/>
-              <w:jc w:val="center"/>
-            </w:pPr>
-            <w:r>
-              <w:rPr>
-                <w:rStyle w:val="VerbatimChar"/>
-              </w:rPr>
-              <w:t xml:space="preserve">✖</w:t>
-            </w:r>
+            </w:pPr>
           </w:p>
         </w:tc>
         <w:tc>
@@ -2692,14 +2650,7 @@
           <w:p>
             <w:pPr>
               <w:pStyle w:val="Compact"/>
-              <w:jc w:val="center"/>
-            </w:pPr>
-            <w:r>
-              <w:rPr>
-                <w:rStyle w:val="VerbatimChar"/>
-              </w:rPr>
-              <w:t xml:space="preserve">✖</w:t>
-            </w:r>
+            </w:pPr>
           </w:p>
         </w:tc>
         <w:tc>
@@ -2783,7 +2734,7 @@
               <w:rPr>
                 <w:rStyle w:val="VerbatimChar"/>
               </w:rPr>
-              <w:t xml:space="preserve">◐</w:t>
+              <w:t xml:space="preserve">【方向】</w:t>
             </w:r>
           </w:p>
         </w:tc>
@@ -2859,14 +2810,7 @@
           <w:p>
             <w:pPr>
               <w:pStyle w:val="Compact"/>
-              <w:jc w:val="center"/>
-            </w:pPr>
-            <w:r>
-              <w:rPr>
-                <w:rStyle w:val="VerbatimChar"/>
-              </w:rPr>
-              <w:t xml:space="preserve">✖</w:t>
-            </w:r>
+            </w:pPr>
           </w:p>
         </w:tc>
         <w:tc>
@@ -3151,7 +3095,7 @@
               <w:rPr>
                 <w:rStyle w:val="VerbatimChar"/>
               </w:rPr>
-              <w:t xml:space="preserve">✅</w:t>
+              <w:t xml:space="preserve">【已核】</w:t>
             </w:r>
           </w:p>
         </w:tc>
@@ -3223,7 +3167,7 @@
               <w:rPr>
                 <w:rStyle w:val="VerbatimChar"/>
               </w:rPr>
-              <w:t xml:space="preserve">✅</w:t>
+              <w:t xml:space="preserve">【已核】</w:t>
             </w:r>
           </w:p>
         </w:tc>
@@ -3292,14 +3236,7 @@
           <w:p>
             <w:pPr>
               <w:pStyle w:val="Compact"/>
-              <w:jc w:val="center"/>
-            </w:pPr>
-            <w:r>
-              <w:rPr>
-                <w:rStyle w:val="VerbatimChar"/>
-              </w:rPr>
-              <w:t xml:space="preserve">✖</w:t>
-            </w:r>
+            </w:pPr>
           </w:p>
         </w:tc>
         <w:tc>
@@ -3364,14 +3301,7 @@
           <w:p>
             <w:pPr>
               <w:pStyle w:val="Compact"/>
-              <w:jc w:val="center"/>
-            </w:pPr>
-            <w:r>
-              <w:rPr>
-                <w:rStyle w:val="VerbatimChar"/>
-              </w:rPr>
-              <w:t xml:space="preserve">✖</w:t>
-            </w:r>
+            </w:pPr>
           </w:p>
         </w:tc>
         <w:tc>
@@ -3487,7 +3417,7 @@
               <w:rPr>
                 <w:rStyle w:val="VerbatimChar"/>
               </w:rPr>
-              <w:t xml:space="preserve">✅</w:t>
+              <w:t xml:space="preserve">【已核】</w:t>
             </w:r>
           </w:p>
         </w:tc>
